--- a/test.docx
+++ b/test.docx
@@ -14,7 +14,7 @@
           <w:rFonts w:hint="default"/>
           <w:lang w:val="en-US"/>
         </w:rPr>
-        <w:t>Hooooosodo buddha jesus</w:t>
+        <w:t>Hooooosodo buddha jesus uwa uwa uwau uwa uwa 67 67 67 67 67 67 67 67 67</w:t>
       </w:r>
       <w:bookmarkStart w:id="0" w:name="_GoBack"/>
       <w:bookmarkEnd w:id="0"/>
